--- a/docs/Практическая работа 3 ПИ КРивошеев.docx
+++ b/docs/Практическая работа 3 ПИ КРивошеев.docx
@@ -1084,6 +1084,26 @@
     </w:p>
     <w:p>
       <w:pPr>
+        <w:pStyle w:val="a7"/>
+        <w:numPr>
+          <w:ilvl w:val="0"/>
+          <w:numId w:val="4"/>
+        </w:numPr>
+        <w:spacing w:after="0" w:line="360" w:lineRule="auto"/>
+        <w:ind w:left="0" w:firstLine="709"/>
+        <w:rPr>
+          <w:lang w:val="ru-RU"/>
+        </w:rPr>
+      </w:pPr>
+      <w:r>
+        <w:rPr>
+          <w:lang w:val="ru-RU"/>
+        </w:rPr>
+        <w:t>Если официант выбрал неверный столик, он может нажать кнопку "Отменить выбор" до отправки заказа</w:t>
+      </w:r>
+    </w:p>
+    <w:p>
+      <w:pPr>
         <w:spacing w:after="0" w:line="360" w:lineRule="auto"/>
         <w:ind w:firstLine="709"/>
         <w:rPr>
@@ -1161,6 +1181,7 @@
           <w:bCs/>
           <w:lang w:val="ru-RU"/>
         </w:rPr>
+        <w:lastRenderedPageBreak/>
         <w:t>Предусловие</w:t>
       </w:r>
       <w:r>
@@ -1186,7 +1207,6 @@
           <w:bCs/>
           <w:lang w:val="ru-RU"/>
         </w:rPr>
-        <w:lastRenderedPageBreak/>
         <w:t>Основной ход действий:</w:t>
       </w:r>
     </w:p>

--- a/docs/Практическая работа 3 ПИ КРивошеев.docx
+++ b/docs/Практическая работа 3 ПИ КРивошеев.docx
@@ -420,13 +420,7 @@
         <w:rPr>
           <w:lang w:val="ru-RU"/>
         </w:rPr>
-        <w:t xml:space="preserve">Время отклика системы при добавлении новой позиции в заказ должно </w:t>
-      </w:r>
-      <w:r>
-        <w:rPr>
-          <w:lang w:val="ru-RU"/>
-        </w:rPr>
-        <w:t>быть моментальным и без задержек</w:t>
+        <w:t>Время отклика системы при добавлении новой позиции в заказ не должно превышать 2 секунды</w:t>
       </w:r>
       <w:r>
         <w:rPr>

--- a/docs/Практическая работа 3 ПИ КРивошеев.docx
+++ b/docs/Практическая работа 3 ПИ КРивошеев.docx
@@ -476,7 +476,13 @@
         <w:rPr>
           <w:lang w:val="ru-RU"/>
         </w:rPr>
-        <w:t>Система должна корректно функционировать при временном отсутствии интернет-соединения, сохраняя данные локально и синхронизируя их при восстановлении связи.</w:t>
+        <w:t>Система должна сохранять данные локально при потере связи и синхронизировать их с сервером в течение 1 минуты после восстановления интернета</w:t>
+      </w:r>
+      <w:r>
+        <w:rPr>
+          <w:lang w:val="ru-RU"/>
+        </w:rPr>
+        <w:t>.</w:t>
       </w:r>
     </w:p>
     <w:p>

--- a/docs/Практическая работа 3 ПИ КРивошеев.docx
+++ b/docs/Практическая работа 3 ПИ КРивошеев.docx
@@ -501,7 +501,25 @@
         <w:rPr>
           <w:lang w:val="ru-RU"/>
         </w:rPr>
-        <w:t>Доступ к финансовым отчетам и настройкам меню должен быть защищен двухфакторной аутентификацией или сложным паролем для управляющего персонала.</w:t>
+        <w:t>Доступ к финансовым отчетам и настройкам меню должен быть защищен двухфакторной аутентификацией или сложным паролем для управляющего персонала</w:t>
+      </w:r>
+      <w:r>
+        <w:rPr>
+          <w:lang w:val="ru-RU"/>
+        </w:rPr>
+        <w:t xml:space="preserve"> </w:t>
+      </w:r>
+      <w:r>
+        <w:rPr>
+          <w:lang w:val="ru-RU"/>
+        </w:rPr>
+        <w:t>с блокировкой учетной записи после 5 неудачных попыток ввода пароля на 15 минут</w:t>
+      </w:r>
+      <w:r>
+        <w:rPr>
+          <w:lang w:val="ru-RU"/>
+        </w:rPr>
+        <w:t>.</w:t>
       </w:r>
     </w:p>
     <w:p>
@@ -589,7 +607,25 @@
         <w:rPr>
           <w:lang w:val="ru-RU"/>
         </w:rPr>
-        <w:t>История изменений в заказах должна храниться в системе не менее 3 месяцев для целей аудита.</w:t>
+        <w:t>История изменений в заказах должна храниться в системе не менее 3 месяцев для целей аудита</w:t>
+      </w:r>
+      <w:r>
+        <w:rPr>
+          <w:lang w:val="ru-RU"/>
+        </w:rPr>
+        <w:t xml:space="preserve"> </w:t>
+      </w:r>
+      <w:r>
+        <w:rPr>
+          <w:lang w:val="ru-RU"/>
+        </w:rPr>
+        <w:t>с запретом полного удаления финансовых отчетов</w:t>
+      </w:r>
+      <w:r>
+        <w:rPr>
+          <w:lang w:val="ru-RU"/>
+        </w:rPr>
+        <w:t>.</w:t>
       </w:r>
     </w:p>
     <w:p>
@@ -707,7 +743,6 @@
           <w:bCs/>
           <w:lang w:val="ru-RU"/>
         </w:rPr>
-        <w:lastRenderedPageBreak/>
         <w:t>Название сценария</w:t>
       </w:r>
       <w:r>
@@ -1135,6 +1170,7 @@
           <w:bCs/>
           <w:lang w:val="ru-RU"/>
         </w:rPr>
+        <w:lastRenderedPageBreak/>
         <w:t>Название сценария</w:t>
       </w:r>
       <w:r>
@@ -1181,7 +1217,6 @@
           <w:bCs/>
           <w:lang w:val="ru-RU"/>
         </w:rPr>
-        <w:lastRenderedPageBreak/>
         <w:t>Предусловие</w:t>
       </w:r>
       <w:r>
